--- a/DAI_Revision_2026/deliverables/TB_Treatment_Failure_DAI_MajorRevision_v13.docx
+++ b/DAI_Revision_2026/deliverables/TB_Treatment_Failure_DAI_MajorRevision_v13.docx
@@ -1195,181 +1195,163 @@
     <w:p>
       <w:r>
         <w:rPr>
-          <w:b w:val="0"/>
-          <w:i w:val="0"/>
           <w:sz w:val="20"/>
+          <w:highlight w:val="yellow"/>
         </w:rPr>
-        <w:t>1. World Health Organization. Global Tuberculosis Report 2024. Geneva: WHO; 2024.</w:t>
+        <w:t>1. World Health Organization. Global tuberculosis report 2024. Geneva: World Health Organization; 2024. ISBN 9789240101531.</w:t>
       </w:r>
     </w:p>
     <w:p>
       <w:r>
         <w:rPr>
-          <w:b w:val="0"/>
-          <w:i w:val="0"/>
           <w:sz w:val="20"/>
+          <w:highlight w:val="yellow"/>
         </w:rPr>
-        <w:t>2. World Health Organization. Treatment of tuberculosis: guidelines. Geneva: WHO.</w:t>
+        <w:t>2. World Health Organization. Treatment of tuberculosis: guidelines. 4th ed. Geneva: World Health Organization; 2010. ISBN 9789241547833.</w:t>
       </w:r>
     </w:p>
     <w:p>
       <w:r>
         <w:rPr>
-          <w:b w:val="0"/>
-          <w:i w:val="0"/>
           <w:sz w:val="20"/>
+          <w:highlight w:val="yellow"/>
         </w:rPr>
-        <w:t>3. Berry MPR, Graham CM, McNab FW, et al. An interferon-inducible neutrophil-driven blood transcriptional signature in human tuberculosis. Nature. 2010;466:973–977.</w:t>
+        <w:t>3. Berry MPR, Graham CM, McNab FW, et al. An interferon-inducible neutrophil-driven blood transcriptional signature in human tuberculosis. Nature. 2010;466(7309):973–977. doi:10.1038/nature09247.</w:t>
       </w:r>
     </w:p>
     <w:p>
       <w:r>
         <w:rPr>
-          <w:b w:val="0"/>
-          <w:i w:val="0"/>
           <w:sz w:val="20"/>
+          <w:highlight w:val="yellow"/>
         </w:rPr>
-        <w:t>4. Zak DE, Penn-Nicholson A, Scriba TJ, et al. A blood RNA signature for tuberculosis disease risk: a prospective cohort study. Lancet. 2016;387:2312–2322.</w:t>
+        <w:t>4. Zak DE, Penn-Nicholson A, Scriba TJ, et al. A blood RNA signature for tuberculosis disease risk: a prospective cohort study. Lancet. 2016;387(10035):2312–2322. doi:10.1016/S0140-6736(15)01316-1.</w:t>
       </w:r>
     </w:p>
     <w:p>
       <w:r>
         <w:rPr>
-          <w:b w:val="0"/>
-          <w:i w:val="0"/>
           <w:sz w:val="20"/>
+          <w:highlight w:val="yellow"/>
         </w:rPr>
-        <w:t>5. Sweeney TE, Braviak L, Tato CM, Khatri P. Genome-wide expression for diagnosis of pulmonary tuberculosis: a multicohort analysis. Lancet Respir Med. 2016;4:213–224.</w:t>
+        <w:t>5. Sweeney TE, Braviak L, Tato CM, Khatri P. Genome-wide expression for diagnosis of pulmonary tuberculosis: a multicohort analysis. Lancet Respir Med. 2016;4(3):213–224. doi:10.1016/S2213-2600(16)00048-5.</w:t>
       </w:r>
     </w:p>
     <w:p>
       <w:r>
         <w:rPr>
-          <w:b w:val="0"/>
-          <w:i w:val="0"/>
           <w:sz w:val="20"/>
+          <w:highlight w:val="yellow"/>
         </w:rPr>
-        <w:t>6. Singhania A, Verma R, Graham CM, et al. A modular transcriptional signature identifies phenotypic heterogeneity of human tuberculosis infection. Nat Commun. 2018;9:2308.</w:t>
+        <w:t>6. Singhania A, Verma R, Graham CM, et al. A modular transcriptional signature identifies phenotypic heterogeneity of human tuberculosis infection. Nat Commun. 2018;9(1):2308. doi:10.1038/s41467-018-04579-w.</w:t>
       </w:r>
     </w:p>
     <w:p>
       <w:r>
         <w:rPr>
-          <w:b w:val="0"/>
-          <w:i w:val="0"/>
           <w:sz w:val="20"/>
+          <w:highlight w:val="yellow"/>
         </w:rPr>
-        <w:t>7. Blood transcriptomic signatures predict poor treatment outcomes in drug-susceptible pulmonary TB in Brazil (RePORT-Brazil). 2025. PMID 41282706.</w:t>
+        <w:t>7. Mendelsohn SC, Andrade BB, Araújo-Pereira M, et al.; RePORT South Africa and RePORT-Brazil Consortia. Blood transcriptomic signatures predict poor treatment outcomes in drug-susceptible pulmonary TB in Brazil. medRxiv [preprint]. 2025 Oct 8. doi:10.1101/2025.10.07.25337480.</w:t>
       </w:r>
     </w:p>
     <w:p>
       <w:r>
         <w:rPr>
-          <w:b w:val="0"/>
-          <w:i w:val="0"/>
           <w:sz w:val="20"/>
+          <w:highlight w:val="yellow"/>
         </w:rPr>
-        <w:t>8. Lowe DM, Redford PS, Wilkinson RJ, O’Garra A, Martineau AR. Neutrophils in tuberculosis: friend or foe? Trends Immunol. 2012;33:14–25.</w:t>
+        <w:t>8. Lowe DM, Redford PS, Wilkinson RJ, O’Garra A, Martineau AR. Neutrophils in tuberculosis: friend or foe? Trends Immunol. 2012;33(1):14–25. doi:10.1016/j.it.2011.10.003.</w:t>
       </w:r>
     </w:p>
     <w:p>
       <w:r>
         <w:rPr>
-          <w:b w:val="0"/>
-          <w:i w:val="0"/>
           <w:sz w:val="20"/>
+          <w:highlight w:val="yellow"/>
         </w:rPr>
-        <w:t>9. Sambarey A, Smith K, Chung C, et al. Integrative analysis of multimodal patient data identifies personalized predictors of tuberculosis treatment prognosis. iScience. 2024. PMID 38357663.</w:t>
+        <w:t>9. Sambarey A, Smith K, Chung C, et al. Integrative analysis of multimodal patient data identifies personalized predictors of tuberculosis treatment prognosis. iScience. 2024;27(2):109025. doi:10.1016/j.isci.2024.109025.</w:t>
       </w:r>
     </w:p>
     <w:p>
       <w:r>
         <w:rPr>
-          <w:b w:val="0"/>
-          <w:i w:val="0"/>
           <w:sz w:val="20"/>
+          <w:highlight w:val="yellow"/>
         </w:rPr>
-        <w:t>10. Vinhaes CL, Fukutani ER, Santana GC, et al. An integrative multi-omics approach to characterize interactions between tuberculosis and diabetes mellitus. iScience. 2024. PMID 38380250.</w:t>
+        <w:t>10. Vinhaes CL, Fukutani ER, Santana GC, et al. An integrative multi-omics approach to characterize interactions between tuberculosis and diabetes mellitus. iScience. 2024;27(3):109135. doi:10.1016/j.isci.2024.109135.</w:t>
       </w:r>
     </w:p>
     <w:p>
       <w:r>
         <w:rPr>
-          <w:b w:val="0"/>
-          <w:i w:val="0"/>
           <w:sz w:val="20"/>
+          <w:highlight w:val="yellow"/>
         </w:rPr>
-        <w:t>11. Peng A-Z, Kong X-H, Liu S-T, et al. Explainable machine learning for early predicting treatment failure risk among patients with TB-diabetes comorbidity. Sci Rep. 2024. PMID 38514736.</w:t>
+        <w:t>11. Peng A-Z, Kong X-H, Liu S-T, et al. Explainable machine learning for early predicting treatment failure risk among patients with TB-diabetes comorbidity. Sci Rep. 2024;14(1):6814. doi:10.1038/s41598-024-57446-8.</w:t>
       </w:r>
     </w:p>
     <w:p>
       <w:r>
         <w:rPr>
-          <w:b w:val="0"/>
-          <w:i w:val="0"/>
           <w:sz w:val="20"/>
+          <w:highlight w:val="yellow"/>
         </w:rPr>
-        <w:t>12. Thompson EG, Du Y, Malherbe ST, et al. Host blood RNA signatures predict the outcome of tuberculosis treatment. Tuberculosis. 2017;107:48–58 (GSE89403).</w:t>
+        <w:t>12. Thompson EG, Du Y, Malherbe ST, et al. Host blood RNA signatures predict the outcome of tuberculosis treatment. Tuberculosis (Edinb). 2017;107:48–58. doi:10.1016/j.tube.2017.08.004. (GSE89403)</w:t>
       </w:r>
     </w:p>
     <w:p>
       <w:r>
         <w:rPr>
-          <w:b w:val="0"/>
-          <w:i w:val="0"/>
           <w:sz w:val="20"/>
+          <w:highlight w:val="yellow"/>
         </w:rPr>
-        <w:t>13. Ndhlovu M, et al. Host-directed therapies for tuberculosis: a review. Front Immunol. 2019;10:325.</w:t>
+        <w:t>13. Krug S, Parveen S, Bishai WR. Host-directed therapies: modulating inflammation to treat tuberculosis. Front Immunol. 2021;12:660916. doi:10.3389/fimmu.2021.660916.</w:t>
       </w:r>
     </w:p>
     <w:p>
       <w:r>
         <w:rPr>
-          <w:b w:val="0"/>
-          <w:i w:val="0"/>
           <w:sz w:val="20"/>
+          <w:highlight w:val="yellow"/>
         </w:rPr>
-        <w:t>14. Vianello E, et al. Transcriptional profiles predict treatment outcome in patients with tuberculosis and diabetes (TANDEM; GSE193979). EBioMedicine. 2022;80:104023.</w:t>
+        <w:t>14. van Doorn CLR, Steenhuis M, Walzl G, et al. Transcriptional profiles predict treatment outcome in patients with tuberculosis and diabetes at diagnosis and at two weeks after initiation of anti-tuberculosis treatment (TANDEM; GSE193979). EBioMedicine. 2022;82:104173. doi:10.1016/j.ebiom.2022.104173.</w:t>
       </w:r>
     </w:p>
     <w:p>
       <w:r>
         <w:rPr>
-          <w:b w:val="0"/>
-          <w:i w:val="0"/>
           <w:sz w:val="20"/>
+          <w:highlight w:val="yellow"/>
         </w:rPr>
-        <w:t>15. Newman AM, Liu CL, Green MR, et al. Robust enumeration of cell subsets from tissue expression profiles. Nat Methods. 2015;12:453–457.</w:t>
+        <w:t>15. Newman AM, Liu CL, Green MR, et al. Robust enumeration of cell subsets from tissue expression profiles. Nat Methods. 2015;12(5):453–457. doi:10.1038/nmeth.3337.</w:t>
       </w:r>
     </w:p>
     <w:p>
       <w:r>
         <w:rPr>
-          <w:b w:val="0"/>
-          <w:i w:val="0"/>
           <w:sz w:val="20"/>
+          <w:highlight w:val="yellow"/>
         </w:rPr>
-        <w:t>16. Friedman J, Hastie T, Tibshirani R. Sparse inverse covariance estimation with the graphical lasso. Biostatistics. 2008;9:432–441.</w:t>
+        <w:t>16. Friedman J, Hastie T, Tibshirani R. Sparse inverse covariance estimation with the graphical lasso. Biostatistics. 2008;9(3):432–441. doi:10.1093/biostatistics/kxm045.</w:t>
       </w:r>
     </w:p>
     <w:p>
       <w:r>
         <w:rPr>
-          <w:b w:val="0"/>
-          <w:i w:val="0"/>
           <w:sz w:val="20"/>
+          <w:highlight w:val="yellow"/>
         </w:rPr>
-        <w:t>17. Lundberg SM, Lee S-I. A unified approach to interpreting model predictions. Adv Neural Inf Process Syst. 2017;30.</w:t>
+        <w:t>17. Lundberg SM, Lee S-I. A unified approach to interpreting model predictions. Adv Neural Inf Process Syst. 2017;30:4765–4774.</w:t>
       </w:r>
     </w:p>
     <w:p>
       <w:r>
         <w:rPr>
-          <w:b w:val="0"/>
-          <w:i w:val="0"/>
           <w:sz w:val="20"/>
+          <w:highlight w:val="yellow"/>
         </w:rPr>
-        <w:t>18. Uhlén M, Karlsson MJ, Zhong W, et al. A genome-wide transcriptomic analysis of protein-coding genes in human blood cells. Science. 2019;366:eaax9198.</w:t>
+        <w:t>18. Uhlén M, Karlsson MJ, Zhong W, et al. A genome-wide transcriptomic analysis of protein-coding genes in human blood cells. Science. 2019;366(6472):eaax9198. doi:10.1126/science.aax9198.</w:t>
       </w:r>
     </w:p>
     <w:sectPr>
